--- a/Mapped Curriculum Lesson - Supplemental Material/Grade 6/Lesson 09 - Condition Loops/Condition Loops - Worksheet.docx
+++ b/Mapped Curriculum Lesson - Supplemental Material/Grade 6/Lesson 09 - Condition Loops/Condition Loops - Worksheet.docx
@@ -1040,14 +1040,7 @@
         <w:rPr>
           <w:color w:val="080808"/>
         </w:rPr>
-        <w:t xml:space="preserve">Change the program so the user has two attempts. Test one run by guessing 7 first and another with two wrong guesses. The program should display 1 try and 2 </w:t>
-      </w:r>
-      <w:r>
-        <w:rPr>
-          <w:color w:val="067D17"/>
-          <w:rFonts w:ascii="Consolas" w:hAnsi="Consolas"/>
-        </w:rPr>
-        <w:t>"tries."</w:t>
+        <w:t>Change the program so the user has two attempts. Test one run by guessing 7 first and another with two wrong guesses. The program should display 1 try and 2 tries.</w:t>
       </w:r>
     </w:p>
     <w:p w14:noSpellErr="1">

--- a/Mapped Curriculum Lesson - Supplemental Material/Grade 6/Lesson 09 - Condition Loops/Condition Loops - Worksheet.docx
+++ b/Mapped Curriculum Lesson - Supplemental Material/Grade 6/Lesson 09 - Condition Loops/Condition Loops - Worksheet.docx
@@ -1040,7 +1040,85 @@
         <w:rPr>
           <w:color w:val="080808"/>
         </w:rPr>
-        <w:t>Change the program so the user has two attempts. Test one run by guessing 7 first and another with two wrong guesses. The program should display 1 try and 2 tries.</w:t>
+        <w:t xml:space="preserve">Change the maximum number of attempts from 3 to 2. Change the final output to display </w:t>
+      </w:r>
+      <w:r>
+        <w:rPr>
+          <w:color w:val="067D17"/>
+          <w:rFonts w:ascii="Consolas" w:hAnsi="Consolas"/>
+        </w:rPr>
+        <w:t>"Attempts used:"</w:t>
+      </w:r>
+      <w:r>
+        <w:rPr>
+          <w:color w:val="080808"/>
+        </w:rPr>
+        <w:t xml:space="preserve"> followed by [attempts]. Test </w:t>
+      </w:r>
+      <w:r>
+        <w:rPr>
+          <w:color w:val="067D17"/>
+          <w:rFonts w:ascii="Consolas" w:hAnsi="Consolas"/>
+        </w:rPr>
+        <w:t>"7"</w:t>
+      </w:r>
+      <w:r>
+        <w:rPr>
+          <w:color w:val="080808"/>
+        </w:rPr>
+        <w:t xml:space="preserve">; display </w:t>
+      </w:r>
+      <w:r>
+        <w:rPr>
+          <w:color w:val="067D17"/>
+          <w:rFonts w:ascii="Consolas" w:hAnsi="Consolas"/>
+        </w:rPr>
+        <w:t>"Attempts used: 1"</w:t>
+      </w:r>
+      <w:r>
+        <w:rPr>
+          <w:color w:val="080808"/>
+        </w:rPr>
+        <w:t xml:space="preserve">. Test </w:t>
+      </w:r>
+      <w:r>
+        <w:rPr>
+          <w:color w:val="067D17"/>
+          <w:rFonts w:ascii="Consolas" w:hAnsi="Consolas"/>
+        </w:rPr>
+        <w:t>"4"</w:t>
+      </w:r>
+      <w:r>
+        <w:rPr>
+          <w:color w:val="080808"/>
+        </w:rPr>
+        <w:t xml:space="preserve"> and </w:t>
+      </w:r>
+      <w:r>
+        <w:rPr>
+          <w:color w:val="067D17"/>
+          <w:rFonts w:ascii="Consolas" w:hAnsi="Consolas"/>
+        </w:rPr>
+        <w:t>"5"</w:t>
+      </w:r>
+      <w:r>
+        <w:rPr>
+          <w:color w:val="080808"/>
+        </w:rPr>
+        <w:t xml:space="preserve">; display </w:t>
+      </w:r>
+      <w:r>
+        <w:rPr>
+          <w:color w:val="067D17"/>
+          <w:rFonts w:ascii="Consolas" w:hAnsi="Consolas"/>
+        </w:rPr>
+        <w:t>"Attempts used: 2"</w:t>
+      </w:r>
+      <w:r>
+        <w:rPr>
+          <w:color w:val="080808"/>
+        </w:rPr>
+        <w:t>.</w:t>
       </w:r>
     </w:p>
     <w:p w14:noSpellErr="1">
@@ -1157,7 +1235,20 @@
         <w:rPr>
           <w:color w:val="080808"/>
         </w:rPr>
-        <w:t xml:space="preserve">Create a door-code checker with a </w:t>
+        <w:t xml:space="preserve">Store </w:t>
+      </w:r>
+      <w:r>
+        <w:rPr>
+          <w:color w:val="067D17"/>
+          <w:rFonts w:ascii="Consolas" w:hAnsi="Consolas"/>
+        </w:rPr>
+        <w:t>"open"</w:t>
+      </w:r>
+      <w:r>
+        <w:rPr>
+          <w:color w:val="080808"/>
+        </w:rPr>
+        <w:t xml:space="preserve"> in [password]. Use a </w:t>
       </w:r>
       <w:r>
         <w:rPr>
@@ -1170,7 +1261,7 @@
         <w:rPr>
           <w:color w:val="080808"/>
         </w:rPr>
-        <w:t xml:space="preserve"> loop that allows at most three attempts. Stop early when </w:t>
+        <w:t xml:space="preserve"> loop to ask for a door code until the user enters </w:t>
       </w:r>
       <w:r>
         <w:rPr>
@@ -1183,7 +1274,85 @@
         <w:rPr>
           <w:color w:val="080808"/>
         </w:rPr>
-        <w:t xml:space="preserve"> is entered, then display either a success message or a final locked message with the attempts used.</w:t>
+        <w:t xml:space="preserve"> or [attempts] reaches 3. Add 1 to [attempts] after each answer. Test </w:t>
+      </w:r>
+      <w:r>
+        <w:rPr>
+          <w:color w:val="067D17"/>
+          <w:rFonts w:ascii="Consolas" w:hAnsi="Consolas"/>
+        </w:rPr>
+        <w:t>"open"</w:t>
+      </w:r>
+      <w:r>
+        <w:rPr>
+          <w:color w:val="080808"/>
+        </w:rPr>
+        <w:t xml:space="preserve">; display </w:t>
+      </w:r>
+      <w:r>
+        <w:rPr>
+          <w:color w:val="067D17"/>
+          <w:rFonts w:ascii="Consolas" w:hAnsi="Consolas"/>
+        </w:rPr>
+        <w:t>"Door opened. Attempts used: 1"</w:t>
+      </w:r>
+      <w:r>
+        <w:rPr>
+          <w:color w:val="080808"/>
+        </w:rPr>
+        <w:t xml:space="preserve">. Test </w:t>
+      </w:r>
+      <w:r>
+        <w:rPr>
+          <w:color w:val="067D17"/>
+          <w:rFonts w:ascii="Consolas" w:hAnsi="Consolas"/>
+        </w:rPr>
+        <w:t>"red"</w:t>
+      </w:r>
+      <w:r>
+        <w:rPr>
+          <w:color w:val="080808"/>
+        </w:rPr>
+        <w:t xml:space="preserve">, </w:t>
+      </w:r>
+      <w:r>
+        <w:rPr>
+          <w:color w:val="067D17"/>
+          <w:rFonts w:ascii="Consolas" w:hAnsi="Consolas"/>
+        </w:rPr>
+        <w:t>"blue"</w:t>
+      </w:r>
+      <w:r>
+        <w:rPr>
+          <w:color w:val="080808"/>
+        </w:rPr>
+        <w:t xml:space="preserve"> and </w:t>
+      </w:r>
+      <w:r>
+        <w:rPr>
+          <w:color w:val="067D17"/>
+          <w:rFonts w:ascii="Consolas" w:hAnsi="Consolas"/>
+        </w:rPr>
+        <w:t>"green"</w:t>
+      </w:r>
+      <w:r>
+        <w:rPr>
+          <w:color w:val="080808"/>
+        </w:rPr>
+        <w:t xml:space="preserve">; display </w:t>
+      </w:r>
+      <w:r>
+        <w:rPr>
+          <w:color w:val="067D17"/>
+          <w:rFonts w:ascii="Consolas" w:hAnsi="Consolas"/>
+        </w:rPr>
+        <w:t>"Door locked. Attempts used: 3"</w:t>
+      </w:r>
+      <w:r>
+        <w:rPr>
+          <w:color w:val="080808"/>
+        </w:rPr>
+        <w:t>.</w:t>
       </w:r>
     </w:p>
     <w:p>

--- a/Mapped Curriculum Lesson - Supplemental Material/Grade 6/Lesson 09 - Condition Loops/Condition Loops - Worksheet.docx
+++ b/Mapped Curriculum Lesson - Supplemental Material/Grade 6/Lesson 09 - Condition Loops/Condition Loops - Worksheet.docx
@@ -1040,85 +1040,84 @@
         <w:rPr>
           <w:color w:val="080808"/>
         </w:rPr>
-        <w:t xml:space="preserve">Change the maximum number of attempts from 3 to 2. Change the final output to display </w:t>
+        <w:t xml:space="preserve">Change the example so the final message explains why the loop stopped. After the loop, use an </w:t>
+      </w:r>
+      <w:r>
+        <w:rPr>
+          <w:color w:val="1750EB"/>
+          <w:rFonts w:ascii="JetBrains Mono" w:hAnsi="JetBrains Mono"/>
+          <w:sz w:val="20"/>
+          <w:szCs w:val="20"/>
+        </w:rPr>
+        <w:t>if</w:t>
+      </w:r>
+      <w:r>
+        <w:rPr>
+          <w:color w:val="080808"/>
+        </w:rPr>
+        <w:t xml:space="preserve"> statement to display </w:t>
       </w:r>
       <w:r>
         <w:rPr>
           <w:color w:val="067D17"/>
-          <w:rFonts w:ascii="Consolas" w:hAnsi="Consolas"/>
-        </w:rPr>
-        <w:t>"Attempts used:"</w:t>
-      </w:r>
-      <w:r>
-        <w:rPr>
-          <w:color w:val="080808"/>
-        </w:rPr>
-        <w:t xml:space="preserve"> followed by [attempts]. Test </w:t>
+          <w:rFonts w:ascii="JetBrains Mono" w:hAnsi="JetBrains Mono"/>
+          <w:sz w:val="20"/>
+          <w:szCs w:val="20"/>
+        </w:rPr>
+        <w:t>"Correct!"</w:t>
+      </w:r>
+      <w:r>
+        <w:rPr>
+          <w:color w:val="080808"/>
+        </w:rPr>
+        <w:t xml:space="preserve"> when </w:t>
+      </w:r>
+      <w:r>
+        <w:rPr>
+          <w:color w:val="6A1B9A"/>
+          <w:rFonts w:ascii="JetBrains Mono" w:hAnsi="JetBrains Mono"/>
+          <w:sz w:val="20"/>
+          <w:szCs w:val="20"/>
+          <w:shd w:val="clear" w:color="auto" w:fill="ECEAF4"/>
+        </w:rPr>
+        <w:t> guess </w:t>
+      </w:r>
+      <w:r>
+        <w:rPr>
+          <w:color w:val="080808"/>
+        </w:rPr>
+        <w:t xml:space="preserve"> equals </w:t>
+      </w:r>
+      <w:r>
+        <w:rPr>
+          <w:color w:val="6A1B9A"/>
+          <w:rFonts w:ascii="JetBrains Mono" w:hAnsi="JetBrains Mono"/>
+          <w:sz w:val="20"/>
+          <w:szCs w:val="20"/>
+          <w:shd w:val="clear" w:color="auto" w:fill="ECEAF4"/>
+        </w:rPr>
+        <w:t> target </w:t>
+      </w:r>
+      <w:r>
+        <w:rPr>
+          <w:color w:val="080808"/>
+        </w:rPr>
+        <w:t xml:space="preserve">; otherwise display </w:t>
       </w:r>
       <w:r>
         <w:rPr>
           <w:color w:val="067D17"/>
-          <w:rFonts w:ascii="Consolas" w:hAnsi="Consolas"/>
-        </w:rPr>
-        <w:t>"7"</w:t>
-      </w:r>
-      <w:r>
-        <w:rPr>
-          <w:color w:val="080808"/>
-        </w:rPr>
-        <w:t xml:space="preserve">; display </w:t>
-      </w:r>
-      <w:r>
-        <w:rPr>
-          <w:color w:val="067D17"/>
-          <w:rFonts w:ascii="Consolas" w:hAnsi="Consolas"/>
-        </w:rPr>
-        <w:t>"Attempts used: 1"</w:t>
-      </w:r>
-      <w:r>
-        <w:rPr>
-          <w:color w:val="080808"/>
-        </w:rPr>
-        <w:t xml:space="preserve">. Test </w:t>
-      </w:r>
-      <w:r>
-        <w:rPr>
-          <w:color w:val="067D17"/>
-          <w:rFonts w:ascii="Consolas" w:hAnsi="Consolas"/>
-        </w:rPr>
-        <w:t>"4"</w:t>
-      </w:r>
-      <w:r>
-        <w:rPr>
-          <w:color w:val="080808"/>
-        </w:rPr>
-        <w:t xml:space="preserve"> and </w:t>
-      </w:r>
-      <w:r>
-        <w:rPr>
-          <w:color w:val="067D17"/>
-          <w:rFonts w:ascii="Consolas" w:hAnsi="Consolas"/>
-        </w:rPr>
-        <w:t>"5"</w:t>
-      </w:r>
-      <w:r>
-        <w:rPr>
-          <w:color w:val="080808"/>
-        </w:rPr>
-        <w:t xml:space="preserve">; display </w:t>
-      </w:r>
-      <w:r>
-        <w:rPr>
-          <w:color w:val="067D17"/>
-          <w:rFonts w:ascii="Consolas" w:hAnsi="Consolas"/>
-        </w:rPr>
-        <w:t>"Attempts used: 2"</w:t>
-      </w:r>
-      <w:r>
-        <w:rPr>
-          <w:color w:val="080808"/>
-        </w:rPr>
-        <w:t>.</w:t>
+          <w:rFonts w:ascii="JetBrains Mono" w:hAnsi="JetBrains Mono"/>
+          <w:sz w:val="20"/>
+          <w:szCs w:val="20"/>
+        </w:rPr>
+        <w:t>"Out of guesses. It was 7."</w:t>
+      </w:r>
+      <w:r>
+        <w:rPr>
+          <w:color w:val="080808"/>
+        </w:rPr>
+        <w:t xml:space="preserve"> Test 7, then test 1, 2 and 3.</w:t>
       </w:r>
     </w:p>
     <w:p w14:noSpellErr="1">
@@ -1208,7 +1207,112 @@
         <w:rPr>
           <w:color w:val="080808"/>
         </w:rPr>
-        <w:t>Give the player five attempts. Update the finishing message to report the guesses used. Test an early correct guess and five unsuccessful guesses; both counts must be accurate.</w:t>
+        <w:t xml:space="preserve">Extend the example so each wrong guess gets a hint. Inside the </w:t>
+      </w:r>
+      <w:r>
+        <w:rPr>
+          <w:color w:val="1750EB"/>
+          <w:rFonts w:ascii="JetBrains Mono" w:hAnsi="JetBrains Mono"/>
+          <w:sz w:val="20"/>
+          <w:szCs w:val="20"/>
+        </w:rPr>
+        <w:t>while</w:t>
+      </w:r>
+      <w:r>
+        <w:rPr>
+          <w:color w:val="080808"/>
+        </w:rPr>
+        <w:t xml:space="preserve"> loop, use </w:t>
+      </w:r>
+      <w:r>
+        <w:rPr>
+          <w:color w:val="1750EB"/>
+          <w:rFonts w:ascii="JetBrains Mono" w:hAnsi="JetBrains Mono"/>
+          <w:sz w:val="20"/>
+          <w:szCs w:val="20"/>
+        </w:rPr>
+        <w:t>if</w:t>
+      </w:r>
+      <w:r>
+        <w:rPr>
+          <w:color w:val="080808"/>
+        </w:rPr>
+        <w:t xml:space="preserve"> and </w:t>
+      </w:r>
+      <w:r>
+        <w:rPr>
+          <w:color w:val="1750EB"/>
+          <w:rFonts w:ascii="JetBrains Mono" w:hAnsi="JetBrains Mono"/>
+          <w:sz w:val="20"/>
+          <w:szCs w:val="20"/>
+        </w:rPr>
+        <w:t>elif</w:t>
+      </w:r>
+      <w:r>
+        <w:rPr>
+          <w:color w:val="080808"/>
+        </w:rPr>
+        <w:t xml:space="preserve"> to display </w:t>
+      </w:r>
+      <w:r>
+        <w:rPr>
+          <w:color w:val="067D17"/>
+          <w:rFonts w:ascii="JetBrains Mono" w:hAnsi="JetBrains Mono"/>
+          <w:sz w:val="20"/>
+          <w:szCs w:val="20"/>
+        </w:rPr>
+        <w:t>"Too low"</w:t>
+      </w:r>
+      <w:r>
+        <w:rPr>
+          <w:color w:val="080808"/>
+        </w:rPr>
+        <w:t xml:space="preserve"> or </w:t>
+      </w:r>
+      <w:r>
+        <w:rPr>
+          <w:color w:val="067D17"/>
+          <w:rFonts w:ascii="JetBrains Mono" w:hAnsi="JetBrains Mono"/>
+          <w:sz w:val="20"/>
+          <w:szCs w:val="20"/>
+        </w:rPr>
+        <w:t>"Too high"</w:t>
+      </w:r>
+      <w:r>
+        <w:rPr>
+          <w:color w:val="080808"/>
+        </w:rPr>
+        <w:t xml:space="preserve"> after each guess that is not 7. For example, 5, 9 and 7 display </w:t>
+      </w:r>
+      <w:r>
+        <w:rPr>
+          <w:color w:val="067D17"/>
+          <w:rFonts w:ascii="JetBrains Mono" w:hAnsi="JetBrains Mono"/>
+          <w:sz w:val="20"/>
+          <w:szCs w:val="20"/>
+        </w:rPr>
+        <w:t>"Too low"</w:t>
+      </w:r>
+      <w:r>
+        <w:rPr>
+          <w:color w:val="080808"/>
+        </w:rPr>
+        <w:t xml:space="preserve">, then </w:t>
+      </w:r>
+      <w:r>
+        <w:rPr>
+          <w:color w:val="067D17"/>
+          <w:rFonts w:ascii="JetBrains Mono" w:hAnsi="JetBrains Mono"/>
+          <w:sz w:val="20"/>
+          <w:szCs w:val="20"/>
+        </w:rPr>
+        <w:t>"Too high"</w:t>
+      </w:r>
+      <w:r>
+        <w:rPr>
+          <w:color w:val="080808"/>
+        </w:rPr>
+        <w:t>.</w:t>
       </w:r>
     </w:p>
     <w:p>
@@ -1235,12 +1339,14 @@
         <w:rPr>
           <w:color w:val="080808"/>
         </w:rPr>
-        <w:t xml:space="preserve">Store </w:t>
+        <w:t xml:space="preserve">Create a door-code checker. Store </w:t>
       </w:r>
       <w:r>
         <w:rPr>
           <w:color w:val="067D17"/>
-          <w:rFonts w:ascii="Consolas" w:hAnsi="Consolas"/>
+          <w:rFonts w:ascii="JetBrains Mono" w:hAnsi="JetBrains Mono"/>
+          <w:sz w:val="20"/>
+          <w:szCs w:val="20"/>
         </w:rPr>
         <w:t>"open"</w:t>
       </w:r>
@@ -1248,12 +1354,30 @@
         <w:rPr>
           <w:color w:val="080808"/>
         </w:rPr>
-        <w:t xml:space="preserve"> in [password]. Use a </w:t>
+        <w:t xml:space="preserve"> in </w:t>
+      </w:r>
+      <w:r>
+        <w:rPr>
+          <w:color w:val="6A1B9A"/>
+          <w:rFonts w:ascii="JetBrains Mono" w:hAnsi="JetBrains Mono"/>
+          <w:sz w:val="20"/>
+          <w:szCs w:val="20"/>
+          <w:shd w:val="clear" w:color="auto" w:fill="ECEAF4"/>
+        </w:rPr>
+        <w:t> password </w:t>
+      </w:r>
+      <w:r>
+        <w:rPr>
+          <w:color w:val="080808"/>
+        </w:rPr>
+        <w:t xml:space="preserve">. Use a </w:t>
       </w:r>
       <w:r>
         <w:rPr>
           <w:color w:val="1750EB"/>
-          <w:rFonts w:ascii="Consolas" w:hAnsi="Consolas"/>
+          <w:rFonts w:ascii="JetBrains Mono" w:hAnsi="JetBrains Mono"/>
+          <w:sz w:val="20"/>
+          <w:szCs w:val="20"/>
         </w:rPr>
         <w:t>while</w:t>
       </w:r>
@@ -1261,90 +1385,89 @@
         <w:rPr>
           <w:color w:val="080808"/>
         </w:rPr>
-        <w:t xml:space="preserve"> loop to ask for a door code until the user enters </w:t>
+        <w:t xml:space="preserve"> loop to ask for a code until it is correct or three attempts are used. Display </w:t>
       </w:r>
       <w:r>
         <w:rPr>
           <w:color w:val="067D17"/>
-          <w:rFonts w:ascii="Consolas" w:hAnsi="Consolas"/>
-        </w:rPr>
-        <w:t>"open"</w:t>
-      </w:r>
-      <w:r>
-        <w:rPr>
-          <w:color w:val="080808"/>
-        </w:rPr>
-        <w:t xml:space="preserve"> or [attempts] reaches 3. Add 1 to [attempts] after each answer. Test </w:t>
+          <w:rFonts w:ascii="JetBrains Mono" w:hAnsi="JetBrains Mono"/>
+          <w:sz w:val="20"/>
+          <w:szCs w:val="20"/>
+        </w:rPr>
+        <w:t>"Door opened."</w:t>
+      </w:r>
+      <w:r>
+        <w:rPr>
+          <w:color w:val="080808"/>
+        </w:rPr>
+        <w:t xml:space="preserve"> or </w:t>
       </w:r>
       <w:r>
         <w:rPr>
           <w:color w:val="067D17"/>
-          <w:rFonts w:ascii="Consolas" w:hAnsi="Consolas"/>
-        </w:rPr>
-        <w:t>"open"</w:t>
-      </w:r>
-      <w:r>
-        <w:rPr>
-          <w:color w:val="080808"/>
-        </w:rPr>
-        <w:t xml:space="preserve">; display </w:t>
+          <w:rFonts w:ascii="JetBrains Mono" w:hAnsi="JetBrains Mono"/>
+          <w:sz w:val="20"/>
+          <w:szCs w:val="20"/>
+        </w:rPr>
+        <w:t>"Door locked."</w:t>
+      </w:r>
+      <w:r>
+        <w:rPr>
+          <w:color w:val="080808"/>
+        </w:rPr>
+        <w:t xml:space="preserve"> followed by the attempts used. For example, </w:t>
       </w:r>
       <w:r>
         <w:rPr>
           <w:color w:val="067D17"/>
-          <w:rFonts w:ascii="Consolas" w:hAnsi="Consolas"/>
-        </w:rPr>
-        <w:t>"Door opened. Attempts used: 1"</w:t>
-      </w:r>
-      <w:r>
-        <w:rPr>
-          <w:color w:val="080808"/>
-        </w:rPr>
-        <w:t xml:space="preserve">. Test </w:t>
+          <w:rFonts w:ascii="JetBrains Mono" w:hAnsi="JetBrains Mono"/>
+          <w:sz w:val="20"/>
+          <w:szCs w:val="20"/>
+        </w:rPr>
+        <w:t>"red"</w:t>
+      </w:r>
+      <w:r>
+        <w:rPr>
+          <w:color w:val="080808"/>
+        </w:rPr>
+        <w:t xml:space="preserve">, </w:t>
       </w:r>
       <w:r>
         <w:rPr>
           <w:color w:val="067D17"/>
-          <w:rFonts w:ascii="Consolas" w:hAnsi="Consolas"/>
-        </w:rPr>
-        <w:t>"red"</w:t>
-      </w:r>
-      <w:r>
-        <w:rPr>
-          <w:color w:val="080808"/>
-        </w:rPr>
-        <w:t xml:space="preserve">, </w:t>
+          <w:rFonts w:ascii="JetBrains Mono" w:hAnsi="JetBrains Mono"/>
+          <w:sz w:val="20"/>
+          <w:szCs w:val="20"/>
+        </w:rPr>
+        <w:t>"blue"</w:t>
+      </w:r>
+      <w:r>
+        <w:rPr>
+          <w:color w:val="080808"/>
+        </w:rPr>
+        <w:t xml:space="preserve"> and </w:t>
       </w:r>
       <w:r>
         <w:rPr>
           <w:color w:val="067D17"/>
-          <w:rFonts w:ascii="Consolas" w:hAnsi="Consolas"/>
-        </w:rPr>
-        <w:t>"blue"</w:t>
-      </w:r>
-      <w:r>
-        <w:rPr>
-          <w:color w:val="080808"/>
-        </w:rPr>
-        <w:t xml:space="preserve"> and </w:t>
+          <w:rFonts w:ascii="JetBrains Mono" w:hAnsi="JetBrains Mono"/>
+          <w:sz w:val="20"/>
+          <w:szCs w:val="20"/>
+        </w:rPr>
+        <w:t>"green"</w:t>
+      </w:r>
+      <w:r>
+        <w:rPr>
+          <w:color w:val="080808"/>
+        </w:rPr>
+        <w:t xml:space="preserve"> display </w:t>
       </w:r>
       <w:r>
         <w:rPr>
           <w:color w:val="067D17"/>
-          <w:rFonts w:ascii="Consolas" w:hAnsi="Consolas"/>
-        </w:rPr>
-        <w:t>"green"</w:t>
-      </w:r>
-      <w:r>
-        <w:rPr>
-          <w:color w:val="080808"/>
-        </w:rPr>
-        <w:t xml:space="preserve">; display </w:t>
-      </w:r>
-      <w:r>
-        <w:rPr>
-          <w:color w:val="067D17"/>
-          <w:rFonts w:ascii="Consolas" w:hAnsi="Consolas"/>
+          <w:rFonts w:ascii="JetBrains Mono" w:hAnsi="JetBrains Mono"/>
+          <w:sz w:val="20"/>
+          <w:szCs w:val="20"/>
         </w:rPr>
         <w:t>"Door locked. Attempts used: 3"</w:t>
       </w:r>

--- a/Mapped Curriculum Lesson - Supplemental Material/Grade 6/Lesson 09 - Condition Loops/Condition Loops - Worksheet.docx
+++ b/Mapped Curriculum Lesson - Supplemental Material/Grade 6/Lesson 09 - Condition Loops/Condition Loops - Worksheet.docx
@@ -90,7 +90,7 @@
           <w:rFonts w:ascii="JetBrains Mono" w:hAnsi="JetBrains Mono" w:cs="JetBrains Mono"/>
           <w:sz w:val="24"/>
           <w:szCs w:val="24"/>
-          <w:color w:val="1750EB"/>
+          <w:color w:val="C45E00"/>
         </w:rPr>
         <w:t>while</w:t>
       </w:r>
@@ -126,7 +126,7 @@
           <w:rFonts w:ascii="JetBrains Mono" w:hAnsi="JetBrains Mono" w:cs="JetBrains Mono"/>
           <w:sz w:val="24"/>
           <w:szCs w:val="24"/>
-          <w:color w:val="1750EB"/>
+          <w:color w:val="C45E00"/>
         </w:rPr>
         <w:t>and</w:t>
       </w:r>
@@ -766,7 +766,7 @@
           <w:rFonts w:ascii="JetBrains Mono" w:hAnsi="JetBrains Mono" w:cs="JetBrains Mono"/>
           <w:sz w:val="20"/>
           <w:szCs w:val="20"/>
-          <w:color w:val="1750EB"/>
+          <w:color w:val="C45E00"/>
         </w:rPr>
         <w:t>while</w:t>
       </w:r>
@@ -802,7 +802,7 @@
           <w:rFonts w:ascii="JetBrains Mono" w:hAnsi="JetBrains Mono" w:cs="JetBrains Mono"/>
           <w:sz w:val="20"/>
           <w:szCs w:val="20"/>
-          <w:color w:val="1750EB"/>
+          <w:color w:val="C45E00"/>
         </w:rPr>
         <w:t>and</w:t>
       </w:r>
@@ -1044,7 +1044,7 @@
       </w:r>
       <w:r>
         <w:rPr>
-          <w:color w:val="1750EB"/>
+          <w:color w:val="C45E00"/>
           <w:rFonts w:ascii="JetBrains Mono" w:hAnsi="JetBrains Mono"/>
           <w:sz w:val="20"/>
           <w:szCs w:val="20"/>
@@ -1211,7 +1211,7 @@
       </w:r>
       <w:r>
         <w:rPr>
-          <w:color w:val="1750EB"/>
+          <w:color w:val="C45E00"/>
           <w:rFonts w:ascii="JetBrains Mono" w:hAnsi="JetBrains Mono"/>
           <w:sz w:val="20"/>
           <w:szCs w:val="20"/>
@@ -1226,7 +1226,7 @@
       </w:r>
       <w:r>
         <w:rPr>
-          <w:color w:val="1750EB"/>
+          <w:color w:val="C45E00"/>
           <w:rFonts w:ascii="JetBrains Mono" w:hAnsi="JetBrains Mono"/>
           <w:sz w:val="20"/>
           <w:szCs w:val="20"/>
@@ -1241,7 +1241,7 @@
       </w:r>
       <w:r>
         <w:rPr>
-          <w:color w:val="1750EB"/>
+          <w:color w:val="C45E00"/>
           <w:rFonts w:ascii="JetBrains Mono" w:hAnsi="JetBrains Mono"/>
           <w:sz w:val="20"/>
           <w:szCs w:val="20"/>
@@ -1374,7 +1374,7 @@
       </w:r>
       <w:r>
         <w:rPr>
-          <w:color w:val="1750EB"/>
+          <w:color w:val="C45E00"/>
           <w:rFonts w:ascii="JetBrains Mono" w:hAnsi="JetBrains Mono"/>
           <w:sz w:val="20"/>
           <w:szCs w:val="20"/>

--- a/Mapped Curriculum Lesson - Supplemental Material/Grade 6/Lesson 09 - Condition Loops/Condition Loops - Worksheet.docx
+++ b/Mapped Curriculum Lesson - Supplemental Material/Grade 6/Lesson 09 - Condition Loops/Condition Loops - Worksheet.docx
@@ -1649,7 +1649,7 @@
           <w:kern w:val="0"/>
           <w:szCs w:val="24"/>
           <w14:ligatures w14:val="none"/>
-          <w:color w:val="1750EB"/>
+          <w:color w:val="C45E00"/>
         </w:rPr>
         <w:t>while</w:t>
       </w:r>
@@ -1689,7 +1689,7 @@
           <w:kern w:val="0"/>
           <w:szCs w:val="24"/>
           <w14:ligatures w14:val="none"/>
-          <w:color w:val="1750EB"/>
+          <w:color w:val="C45E00"/>
         </w:rPr>
         <w:t>and</w:t>
       </w:r>
